--- a/bao_cao_chuong3/Muc_3.4.1_lich_RS485.docx
+++ b/bao_cao_chuong3/Muc_3.4.1_lich_RS485.docx
@@ -632,7 +632,7 @@
       <w:r>
         <w:drawing>
           <wp:inline xmlns:a="http://schemas.openxmlformats.org/drawingml/2006/main" xmlns:pic="http://schemas.openxmlformats.org/drawingml/2006/picture">
-            <wp:extent cx="5623560" cy="3998975"/>
+            <wp:extent cx="5623560" cy="3747516"/>
             <wp:docPr id="2" name="Picture 2"/>
             <wp:cNvGraphicFramePr>
               <a:graphicFrameLocks noChangeAspect="1"/>
@@ -653,7 +653,7 @@
                   <pic:spPr>
                     <a:xfrm>
                       <a:off x="0" y="0"/>
-                      <a:ext cx="5623560" cy="3998975"/>
+                      <a:ext cx="5623560" cy="3747516"/>
                     </a:xfrm>
                     <a:prstGeom prst="rect"/>
                   </pic:spPr>
